--- a/document_templates/russian_library/Исковые_заявления/Трудовые_споры/шаблон_Исковое_заявление_о_взыскании_процентов_за_просрочку_выплаты_заработной_платы.docx
+++ b/document_templates/russian_library/Исковые_заявления/Трудовые_споры/шаблон_Исковое_заявление_о_взыскании_процентов_за_просрочку_выплаты_заработной_платы.docx
@@ -28,7 +28,7 @@
           <w:szCs w:val="24"/>
           <w:lang w:val="en-US"/>
         </w:rPr>
-        <w:t xml:space="preserve">{{ w_t_w_r_w_prooferr_w_type_spellstart_w_r_w_rsidr_00e65130_w_rpr_w_rfonts_w_ascii_times_new_roman_w_hansi_times_new_roman_w_cs_times_new_roman_w_sz_w_val_24_w_szcs_w_val_24_w_lang_w_val_en_us_w_rpr_w_t_court_name_w_t_w_r_w_prooferr_w_type_spellend_w_r_w_rsidr_00e65130_w_rpr_w_rfonts_w_ascii_times_new_roman_w_hansi_times_new_roman_w_cs_times_new_roman_w_sz_w_val_24_w_szcs_w_val_24_w_lang_w_val_en_us_w_rpr_w_t_xml_space_preserve }}</w:t>
+        <w:t xml:space="preserve">{{ court_name }}</w:t>
       </w:r>
     </w:p>
     <w:p>
@@ -42,15 +42,14 @@
           <w:lang w:val="en-US"/>
         </w:rPr>
       </w:pPr>
-      <w:proofErr w:type="gramStart"/>
-      <w:r>
-        <w:rPr>
-          <w:rFonts w:ascii="Times New Roman" w:hAnsi="Times New Roman" w:cs="Times New Roman"/>
-          <w:sz w:val="24"/>
-          <w:szCs w:val="24"/>
-          <w:lang w:val="en-US"/>
-        </w:rPr>
-        <w:t xml:space="preserve">{{ w_t_w_r_w_prooferr_w_type_spellstart_w_r_w_rpr_w_rfonts_w_ascii_times_new_roman_w_hansi_times_new_roman_w_cs_times_new_roman_w_sz_w_val_24_w_szcs_w_val_24_w_lang_w_val_en_us_w_rpr_w_t_court_w_t_w_r_w_prooferr_w_type_gramend_w_r_w_rsidrpr_009268dc_w_rpr_w_rfonts_w_ascii_times_new_roman_w_hansi_times_new_roman_w_cs_times_new_roman_w_sz_w_val_24_w_szcs_w_val_24_w_lang_w_val_en_us_w_rpr_w_t_w_t_w_r_w_r_w_rpr_w_rfonts_w_ascii_times_new_roman_w_hansi_times_new_roman_w_cs_times_new_roman_w_sz_w_val_24_w_szcs_w_val_24_w_lang_w_val_en_us_w_rpr_w_t_address_w_t_w_r_w_prooferr_w_type_spellend_w_r_w_rsidrpr_009268dc_w_rpr_w_rfonts_w_ascii_times_new_roman_w_hansi_times_new_roman_w_cs_times_new_roman_w_sz_w_val_24_w_szcs_w_val_24_w_lang_w_val_en_us_w_rpr_w_t_xml_space_preserve }}.</w:t>
+      <w:r>
+        <w:rPr>
+          <w:rFonts w:ascii="Times New Roman" w:hAnsi="Times New Roman" w:cs="Times New Roman"/>
+          <w:sz w:val="24"/>
+          <w:szCs w:val="24"/>
+          <w:lang w:val="en-US"/>
+        </w:rPr>
+        <w:t xml:space="preserve">{{ court_address }}.</w:t>
       </w:r>
     </w:p>
     <w:p>
@@ -88,7 +87,7 @@
           <w:szCs w:val="24"/>
           <w:lang w:val="en-US"/>
         </w:rPr>
-        <w:t xml:space="preserve">{{ w_t_w_r_w_r_w_rsidr_00e65130_w_rpr_w_rfonts_w_ascii_times_new_roman_w_hansi_times_new_roman_w_cs_times_new_roman_w_sz_w_val_24_w_szcs_w_val_24_w_lang_w_val_en_us_w_rpr_w_t_plaintiff_w_t_w_r_w_r_w_rsidr_00e65130_w_rsidrpr_009268dc_w_rpr_w_rfonts_w_ascii_times_new_roman_w_hansi_times_new_roman_w_cs_times_new_roman_w_sz_w_val_24_w_szcs_w_val_24_w_lang_w_val_en_us_w_rpr_w_t_xml_space_preserve }}</w:t>
+        <w:t xml:space="preserve">{{ plaintiff }}</w:t>
       </w:r>
     </w:p>
     <w:p>
@@ -143,7 +142,7 @@
           <w:szCs w:val="24"/>
           <w:lang w:val="en-US"/>
         </w:rPr>
-        <w:t xml:space="preserve">{{ w_t_w_r_w_prooferr_w_type_spellstart_w_r_w_rsidr_00e65130_w_rpr_w_rfonts_w_ascii_times_new_roman_w_hansi_times_new_roman_w_cs_times_new_roman_w_sz_w_val_24_w_szcs_w_val_24_w_lang_w_val_en_us_w_rpr_w_t_plaintiff_w_t_w_r_w_r_w_rsidr_00e65130_w_rsidrpr_009268dc_w_rpr_w_rfonts_w_ascii_times_new_roman_w_hansi_times_new_roman_w_cs_times_new_roman_w_sz_w_val_24_w_szcs_w_val_24_w_lang_w_val_en_us_w_rpr_w_t_w_t_w_r_w_r_w_rsidr_00e65130_w_rpr_w_rfonts_w_ascii_times_new_roman_w_hansi_times_new_roman_w_cs_times_new_roman_w_sz_w_val_24_w_szcs_w_val_24_w_lang_w_val_en_us_w_rpr_w_t_representative_w_t_w_r_w_prooferr_w_type_spellend_w_r_w_rsidr_00e65130_w_rsidrpr_009268dc_w_rpr_w_rfonts_w_ascii_times_new_roman_w_hansi_times_new_roman_w_cs_times_new_roman_w_sz_w_val_24_w_szcs_w_val_24_w_lang_w_val_en_us_w_rpr_w_t_xml_space_preserve }}</w:t>
+        <w:t xml:space="preserve">{{ plaintiff_representative }}</w:t>
       </w:r>
     </w:p>
     <w:p>
@@ -204,15 +203,14 @@
           <w:lang w:val="en-US"/>
         </w:rPr>
       </w:pPr>
-      <w:proofErr w:type="gramStart"/>
-      <w:r>
-        <w:rPr>
-          <w:rFonts w:ascii="Times New Roman" w:hAnsi="Times New Roman" w:cs="Times New Roman"/>
-          <w:sz w:val="24"/>
-          <w:szCs w:val="24"/>
-          <w:lang w:val="en-US"/>
-        </w:rPr>
-        <w:t xml:space="preserve">{{ w_t_w_r_w_prooferr_w_type_spellstart_w_r_w_rpr_w_rfonts_w_ascii_times_new_roman_w_hansi_times_new_roman_w_cs_times_new_roman_w_sz_w_val_24_w_szcs_w_val_24_w_lang_w_val_en_us_w_rpr_w_t_defendant_w_t_w_r_w_prooferr_w_type_gramend_w_r_w_rsidrpr_009268dc_w_rpr_w_rfonts_w_ascii_times_new_roman_w_hansi_times_new_roman_w_cs_times_new_roman_w_sz_w_val_24_w_szcs_w_val_24_w_lang_w_val_en_us_w_rpr_w_t_w_t_w_r_w_r_w_rpr_w_rfonts_w_ascii_times_new_roman_w_hansi_times_new_roman_w_cs_times_new_roman_w_sz_w_val_24_w_szcs_w_val_24_w_lang_w_val_en_us_w_rpr_w_t_id_w_t_w_r_w_prooferr_w_type_spellend_w_r_w_rsidrpr_009268dc_w_rpr_w_rfonts_w_ascii_times_new_roman_w_hansi_times_new_roman_w_cs_times_new_roman_w_sz_w_val_24_w_szcs_w_val_24_w_lang_w_val_en_us_w_rpr_w_t_xml_space_preserve }}</w:t>
+      <w:r>
+        <w:rPr>
+          <w:rFonts w:ascii="Times New Roman" w:hAnsi="Times New Roman" w:cs="Times New Roman"/>
+          <w:sz w:val="24"/>
+          <w:szCs w:val="24"/>
+          <w:lang w:val="en-US"/>
+        </w:rPr>
+        <w:t xml:space="preserve">{{ defendant_id }}</w:t>
       </w:r>
     </w:p>
     <w:p>
@@ -278,7 +276,6 @@
         </w:rPr>
         <w:t xml:space="preserve">{ </w:t>
       </w:r>
-      <w:proofErr w:type="spellStart"/>
       <w:r>
         <w:rPr>
           <w:rFonts w:ascii="Times New Roman" w:hAnsi="Times New Roman" w:cs="Times New Roman"/>
@@ -288,7 +285,6 @@
         </w:rPr>
         <w:t>registration_address</w:t>
       </w:r>
-      <w:proofErr w:type="spellEnd"/>
       <w:r>
         <w:rPr>
           <w:rFonts w:ascii="Times New Roman" w:hAnsi="Times New Roman" w:cs="Times New Roman"/>
@@ -340,7 +336,7 @@
           <w:sz w:val="24"/>
           <w:szCs w:val="24"/>
         </w:rPr>
-        <w:t xml:space="preserve">{{ w_t_w_r_w_r_w_rsidr_00e65130_w_rpr_w_rfonts_w_ascii_times_new_roman_w_hansi_times_new_roman_w_cs_times_new_roman_w_sz_w_val_24_w_szcs_w_val_24_w_lang_w_val_en_us_w_rpr_w_t_plaintiff_w_t_w_r_w_r_w_rsidr_00e65130_w_rsidrpr_00e65130_w_rpr_w_rfonts_w_ascii_times_new_roman_w_hansi_times_new_roman_w_cs_times_new_roman_w_sz_w_val_24_w_szcs_w_val_24_w_rpr_w_t_xml_space_preserve }}</w:t>
+        <w:t xml:space="preserve">{{ plaintiff }}</w:t>
       </w:r>
       <w:r>
         <w:rPr>
@@ -356,7 +352,7 @@
           <w:sz w:val="24"/>
           <w:szCs w:val="24"/>
         </w:rPr>
-        <w:t xml:space="preserve">{{ w_t_w_r_w_r_w_rsidr_00e65130_w_rpr_w_rfonts_w_ascii_times_new_roman_w_hansi_times_new_roman_w_cs_times_new_roman_w_sz_w_val_24_w_szcs_w_val_24_w_lang_w_val_en_us_w_rpr_w_t_job_w_t_w_r_w_r_w_rsidr_00e65130_w_rsidrpr_00e65130_w_rpr_w_rfonts_w_ascii_times_new_roman_w_hansi_times_new_roman_w_cs_times_new_roman_w_sz_w_val_24_w_szcs_w_val_24_w_rpr_w_t_w_t_w_r_w_r_w_rsidr_00e65130_w_rpr_w_rfonts_w_ascii_times_new_roman_w_hansi_times_new_roman_w_cs_times_new_roman_w_sz_w_val_24_w_szcs_w_val_24_w_lang_w_val_en_us_w_rpr_w_t_title_w_t_w_r_w_r_w_rsidr_00e65130_w_rsidrpr_00e65130_w_rpr_w_rfonts_w_ascii_times_new_roman_w_hansi_times_new_roman_w_cs_times_new_roman_w_sz_w_val_24_w_szcs_w_val_24_w_rpr_w_t_xml_space_preserve }}</w:t>
+        <w:t xml:space="preserve">{{ job_title }}</w:t>
       </w:r>
       <w:r>
         <w:rPr>
@@ -372,7 +368,7 @@
           <w:sz w:val="24"/>
           <w:szCs w:val="24"/>
         </w:rPr>
-        <w:t xml:space="preserve">{{ w_t_w_r_w_r_w_rsidr_00e65130_w_rpr_w_rfonts_w_ascii_times_new_roman_w_hansi_times_new_roman_w_cs_times_new_roman_w_sz_w_val_24_w_szcs_w_val_24_w_lang_w_val_en_us_w_rpr_w_t_work_w_t_w_r_w_r_w_rsidr_00e65130_w_rsidrpr_00e65130_w_rpr_w_rfonts_w_ascii_times_new_roman_w_hansi_times_new_roman_w_cs_times_new_roman_w_sz_w_val_24_w_szcs_w_val_24_w_rpr_w_t_w_t_w_r_w_r_w_rsidr_00e65130_w_rpr_w_rfonts_w_ascii_times_new_roman_w_hansi_times_new_roman_w_cs_times_new_roman_w_sz_w_val_24_w_szcs_w_val_24_w_lang_w_val_en_us_w_rpr_w_t_place_w_t_w_r_w_r_w_rsidr_00e65130_w_rsidrpr_00e65130_w_rpr_w_rfonts_w_ascii_times_new_roman_w_hansi_times_new_roman_w_cs_times_new_roman_w_sz_w_val_24_w_szcs_w_val_24_w_rpr_w_t_xml_space_preserve }}</w:t>
+        <w:t xml:space="preserve">{{ work_place }}</w:t>
       </w:r>
       <w:r>
         <w:rPr>
@@ -388,7 +384,7 @@
           <w:sz w:val="24"/>
           <w:szCs w:val="24"/>
         </w:rPr>
-        <w:t xml:space="preserve">{{ w_t_w_r_w_r_w_rsidr_00e65130_w_rpr_w_rfonts_w_ascii_times_new_roman_w_hansi_times_new_roman_w_cs_times_new_roman_w_sz_w_val_24_w_szcs_w_val_24_w_lang_w_val_en_us_w_rpr_w_t_date_w_t_w_r_w_r_w_rsidr_00e65130_w_rsidrpr_00e65130_w_rpr_w_rfonts_w_ascii_times_new_roman_w_hansi_times_new_roman_w_cs_times_new_roman_w_sz_w_val_24_w_szcs_w_val_24_w_rpr_w_t_w_t_w_r_w_r_w_rsidr_00e65130_w_rpr_w_rfonts_w_ascii_times_new_roman_w_hansi_times_new_roman_w_cs_times_new_roman_w_sz_w_val_24_w_szcs_w_val_24_w_lang_w_val_en_us_w_rpr_w_t_from_w_t_w_r_w_r_w_rsidr_00e65130_w_rsidrpr_00e65130_w_rpr_w_rfonts_w_ascii_times_new_roman_w_hansi_times_new_roman_w_cs_times_new_roman_w_sz_w_val_24_w_szcs_w_val_24_w_rpr_w_t_xml_space_preserve }}</w:t>
+        <w:t xml:space="preserve">{{ date_from }}</w:t>
       </w:r>
       <w:r>
         <w:rPr>
@@ -404,7 +400,7 @@
           <w:sz w:val="24"/>
           <w:szCs w:val="24"/>
         </w:rPr>
-        <w:t xml:space="preserve">{{ w_t_w_r_w_r_w_rsidr_00e65130_w_rpr_w_rfonts_w_ascii_times_new_roman_w_hansi_times_new_roman_w_cs_times_new_roman_w_sz_w_val_24_w_szcs_w_val_24_w_lang_w_val_en_us_w_rpr_w_t_date_w_t_w_r_w_r_w_rsidr_00e65130_w_rsidrpr_00e65130_w_rpr_w_rfonts_w_ascii_times_new_roman_w_hansi_times_new_roman_w_cs_times_new_roman_w_sz_w_val_24_w_szcs_w_val_24_w_rpr_w_t_w_t_w_r_w_r_w_rsidr_00e65130_w_rpr_w_rfonts_w_ascii_times_new_roman_w_hansi_times_new_roman_w_cs_times_new_roman_w_sz_w_val_24_w_szcs_w_val_24_w_lang_w_val_en_us_w_rpr_w_t_to_w_t_w_r_w_r_w_rsidr_00e65130_w_rsidrpr_00e65130_w_rpr_w_rfonts_w_ascii_times_new_roman_w_hansi_times_new_roman_w_cs_times_new_roman_w_sz_w_val_24_w_szcs_w_val_24_w_rpr_w_t_xml_space_preserve }} </w:t>
+        <w:t xml:space="preserve">{{ date_to }} </w:t>
       </w:r>
       <w:r>
         <w:rPr>
@@ -420,7 +416,7 @@
           <w:sz w:val="24"/>
           <w:szCs w:val="24"/>
         </w:rPr>
-        <w:t xml:space="preserve">{{ w_t_w_r_w_r_w_rsidr_00e65130_w_rpr_w_rfonts_w_ascii_times_new_roman_w_hansi_times_new_roman_w_cs_times_new_roman_w_sz_w_val_24_w_szcs_w_val_24_w_lang_w_val_en_us_w_rpr_w_t_name_w_t_w_r_w_r_w_rsidr_00e65130_w_rsidrpr_00e65130_w_rpr_w_rfonts_w_ascii_times_new_roman_w_hansi_times_new_roman_w_cs_times_new_roman_w_sz_w_val_24_w_szcs_w_val_24_w_rpr_w_t_w_t_w_r_w_r_w_rsidr_00e65130_w_rpr_w_rfonts_w_ascii_times_new_roman_w_hansi_times_new_roman_w_cs_times_new_roman_w_sz_w_val_24_w_szcs_w_val_24_w_lang_w_val_en_us_w_rpr_w_t_org_w_t_w_r_w_r_w_rsidr_00e65130_w_rsidrpr_00e65130_w_rpr_w_rfonts_w_ascii_times_new_roman_w_hansi_times_new_roman_w_cs_times_new_roman_w_sz_w_val_24_w_szcs_w_val_24_w_rpr_w_t_xml_space_preserve }} {{ w_t_w_r_w_r_w_rsidr_00e65130_w_rpr_w_rfonts_w_ascii_times_new_roman_w_hansi_times_new_roman_w_cs_times_new_roman_w_sz_w_val_24_w_szcs_w_val_24_w_lang_w_val_en_us_w_rpr_w_t_name_w_t_w_r_w_r_w_rsidr_00e65130_w_rsidrpr_00e65130_w_rpr_w_rfonts_w_ascii_times_new_roman_w_hansi_times_new_roman_w_cs_times_new_roman_w_sz_w_val_24_w_szcs_w_val_24_w_rpr_w_t_w_t_w_r_w_r_w_rsidr_00e65130_w_rpr_w_rfonts_w_ascii_times_new_roman_w_hansi_times_new_roman_w_cs_times_new_roman_w_sz_w_val_24_w_szcs_w_val_24_w_lang_w_val_en_us_w_rpr_w_t_director_w_t_w_r_w_r_w_rsidr_00e65130_w_rsidrpr_00e65130_w_rpr_w_rfonts_w_ascii_times_new_roman_w_hansi_times_new_roman_w_cs_times_new_roman_w_sz_w_val_24_w_szcs_w_val_24_w_rpr_w_t_xml_space_preserve }} </w:t>
+        <w:t xml:space="preserve">{{ name_org }} {{ name_director }} </w:t>
       </w:r>
       <w:r>
         <w:rPr>
@@ -436,7 +432,7 @@
           <w:sz w:val="24"/>
           <w:szCs w:val="24"/>
         </w:rPr>
-        <w:t xml:space="preserve"> {{ w_t_w_r_w_r_w_rsidr_00e65130_w_rpr_w_rfonts_w_ascii_times_new_roman_w_hansi_times_new_roman_w_cs_times_new_roman_w_sz_w_val_24_w_szcs_w_val_24_w_lang_w_val_en_us_w_rpr_w_t_article_w_t_w_r_w_r_w_rsidr_00e65130_w_rsidrpr_00e65130_w_rpr_w_rfonts_w_ascii_times_new_roman_w_hansi_times_new_roman_w_cs_times_new_roman_w_sz_w_val_24_w_szcs_w_val_24_w_rpr_w_t_w_t_w_r_w_r_w_rsidr_00e65130_w_rpr_w_rfonts_w_ascii_times_new_roman_w_hansi_times_new_roman_w_cs_times_new_roman_w_sz_w_val_24_w_szcs_w_val_24_w_lang_w_val_en_us_w_rpr_w_t_in_w_t_w_r_w_r_w_rsidr_00e65130_w_rsidrpr_00e65130_w_rpr_w_rfonts_w_ascii_times_new_roman_w_hansi_times_new_roman_w_cs_times_new_roman_w_sz_w_val_24_w_szcs_w_val_24_w_rpr_w_t_w_t_w_r_w_r_w_rsidr_00e65130_w_rpr_w_rfonts_w_ascii_times_new_roman_w_hansi_times_new_roman_w_cs_times_new_roman_w_sz_w_val_24_w_szcs_w_val_24_w_lang_w_val_en_us_w_rpr_w_t_law_w_t_w_r_w_r_w_rsidr_00e65130_w_rsidrpr_00e65130_w_rpr_w_rfonts_w_ascii_times_new_roman_w_hansi_times_new_roman_w_cs_times_new_roman_w_sz_w_val_24_w_szcs_w_val_24_w_rpr_w_t_xml_space_preserve }}</w:t>
+        <w:t xml:space="preserve"> {{ article_in_law }}</w:t>
       </w:r>
       <w:r>
         <w:rPr>
@@ -452,7 +448,7 @@
           <w:sz w:val="24"/>
           <w:szCs w:val="24"/>
         </w:rPr>
-        <w:t xml:space="preserve"> {{ w_t_w_r_w_r_w_rsidr_00e65130_w_rpr_w_rfonts_w_ascii_times_new_roman_w_hansi_times_new_roman_w_cs_times_new_roman_w_sz_w_val_24_w_szcs_w_val_24_w_lang_w_val_en_us_w_rpr_w_t_reason_w_t_w_r_w_r_w_rsidr_00e65130_w_rsidrpr_00e65130_w_rpr_w_rfonts_w_ascii_times_new_roman_w_hansi_times_new_roman_w_cs_times_new_roman_w_sz_w_val_24_w_szcs_w_val_24_w_rpr_w_t_xml_space_preserve }}</w:t>
+        <w:t xml:space="preserve"> {{ reason }}</w:t>
       </w:r>
       <w:r>
         <w:rPr>
@@ -468,7 +464,7 @@
           <w:sz w:val="24"/>
           <w:szCs w:val="24"/>
         </w:rPr>
-        <w:t xml:space="preserve"> {{ w_t_w_r_w_r_w_rsidr_00e65130_w_rpr_w_rfonts_w_ascii_times_new_roman_w_hansi_times_new_roman_w_cs_times_new_roman_w_sz_w_val_24_w_szcs_w_val_24_w_lang_w_val_en_us_w_rpr_w_t_proof_w_t_w_r_w_r_w_rsidr_00e65130_w_rsidrpr_00e65130_w_rpr_w_rfonts_w_ascii_times_new_roman_w_hansi_times_new_roman_w_cs_times_new_roman_w_sz_w_val_24_w_szcs_w_val_24_w_rpr_w_t_xml_space_preserve }}</w:t>
+        <w:t xml:space="preserve"> {{ proof }}</w:t>
       </w:r>
       <w:r>
         <w:rPr>
@@ -503,7 +499,7 @@
           <w:sz w:val="24"/>
           <w:szCs w:val="24"/>
         </w:rPr>
-        <w:t xml:space="preserve">{{ w_t_w_r_w_r_w_rsidr_00e65130_w_rpr_w_rfonts_w_ascii_times_new_roman_w_hansi_times_new_roman_w_cs_times_new_roman_w_sz_w_val_24_w_szcs_w_val_24_w_lang_w_val_en_us_w_rpr_w_t_period_w_t_w_r_w_r_w_rsidr_00e65130_w_rsidrpr_00e65130_w_rpr_w_rfonts_w_ascii_times_new_roman_w_hansi_times_new_roman_w_cs_times_new_roman_w_sz_w_val_24_w_szcs_w_val_24_w_rpr_w_t_xml_space_preserve }}</w:t>
+        <w:t xml:space="preserve">{{ period }}</w:t>
       </w:r>
       <w:r>
         <w:rPr>
@@ -519,7 +515,7 @@
           <w:sz w:val="24"/>
           <w:szCs w:val="24"/>
         </w:rPr>
-        <w:t xml:space="preserve">{{ w_t_w_r_w_r_w_rsidr_00e65130_w_rpr_w_rfonts_w_ascii_times_new_roman_w_hansi_times_new_roman_w_cs_times_new_roman_w_sz_w_val_24_w_szcs_w_val_24_w_lang_w_val_en_us_w_rpr_w_t_date_w_t_w_r_w_r_w_rsidr_00e65130_w_rsidrpr_00e65130_w_rpr_w_rfonts_w_ascii_times_new_roman_w_hansi_times_new_roman_w_cs_times_new_roman_w_sz_w_val_24_w_szcs_w_val_24_w_rpr_w_t_w_t_w_r_w_r_w_rsidr_00e65130_w_rpr_w_rfonts_w_ascii_times_new_roman_w_hansi_times_new_roman_w_cs_times_new_roman_w_sz_w_val_24_w_szcs_w_val_24_w_lang_w_val_en_us_w_rpr_w_t_delay_w_t_w_r_w_r_w_rsidr_00e65130_w_rsidrpr_00e65130_w_rpr_w_rfonts_w_ascii_times_new_roman_w_hansi_times_new_roman_w_cs_times_new_roman_w_sz_w_val_24_w_szcs_w_val_24_w_rpr_w_t_w_t_w_r_w_r_w_rsidr_00e65130_w_rpr_w_rfonts_w_ascii_times_new_roman_w_hansi_times_new_roman_w_cs_times_new_roman_w_sz_w_val_24_w_szcs_w_val_24_w_lang_w_val_en_us_w_rpr_w_t_from_w_t_w_r_w_r_w_rsidr_00e65130_w_rsidrpr_00e65130_w_rpr_w_rfonts_w_ascii_times_new_roman_w_hansi_times_new_roman_w_cs_times_new_roman_w_sz_w_val_24_w_szcs_w_val_24_w_rpr_w_t_xml_space_preserve }}</w:t>
+        <w:t xml:space="preserve">{{ date_delay_from }}</w:t>
       </w:r>
       <w:r>
         <w:rPr>
@@ -535,7 +531,7 @@
           <w:sz w:val="24"/>
           <w:szCs w:val="24"/>
         </w:rPr>
-        <w:t xml:space="preserve">{{ w_t_w_r_w_r_w_rsidr_00e65130_w_rpr_w_rfonts_w_ascii_times_new_roman_w_hansi_times_new_roman_w_cs_times_new_roman_w_sz_w_val_24_w_szcs_w_val_24_w_lang_w_val_en_us_w_rpr_w_t_date_w_t_w_r_w_r_w_rsidr_00e65130_w_rsidrpr_00e65130_w_rpr_w_rfonts_w_ascii_times_new_roman_w_hansi_times_new_roman_w_cs_times_new_roman_w_sz_w_val_24_w_szcs_w_val_24_w_rpr_w_t_w_t_w_r_w_r_w_rsidr_00e65130_w_rpr_w_rfonts_w_ascii_times_new_roman_w_hansi_times_new_roman_w_cs_times_new_roman_w_sz_w_val_24_w_szcs_w_val_24_w_lang_w_val_en_us_w_rpr_w_t_delay_w_t_w_r_w_r_w_rsidr_00e65130_w_rsidrpr_00e65130_w_rpr_w_rfonts_w_ascii_times_new_roman_w_hansi_times_new_roman_w_cs_times_new_roman_w_sz_w_val_24_w_szcs_w_val_24_w_rpr_w_t_w_t_w_r_w_r_w_rsidr_00e65130_w_rpr_w_rfonts_w_ascii_times_new_roman_w_hansi_times_new_roman_w_cs_times_new_roman_w_sz_w_val_24_w_szcs_w_val_24_w_lang_w_val_en_us_w_rpr_w_t_to_w_t_w_r_w_r_w_rsidr_00e65130_w_rsidrpr_00e65130_w_rpr_w_rfonts_w_ascii_times_new_roman_w_hansi_times_new_roman_w_cs_times_new_roman_w_sz_w_val_24_w_szcs_w_val_24_w_rpr_w_t_xml_space_preserve }} </w:t>
+        <w:t xml:space="preserve">{{ date_delay_to }} </w:t>
       </w:r>
       <w:r>
         <w:rPr>
@@ -551,7 +547,7 @@
           <w:sz w:val="24"/>
           <w:szCs w:val="24"/>
         </w:rPr>
-        <w:t xml:space="preserve">{{ w_t_w_r_w_r_w_rsidr_00e65130_w_rpr_w_rfonts_w_ascii_times_new_roman_w_hansi_times_new_roman_w_cs_times_new_roman_w_sz_w_val_24_w_szcs_w_val_24_w_lang_w_val_en_us_w_rpr_w_t_amount_w_t_w_r_w_r_w_rsidr_00e65130_w_rsidrpr_00e65130_w_rpr_w_rfonts_w_ascii_times_new_roman_w_hansi_times_new_roman_w_cs_times_new_roman_w_sz_w_val_24_w_szcs_w_val_24_w_rpr_w_t_w_t_w_r_w_r_w_rsidr_00e65130_w_rpr_w_rfonts_w_ascii_times_new_roman_w_hansi_times_new_roman_w_cs_times_new_roman_w_sz_w_val_24_w_szcs_w_val_24_w_lang_w_val_en_us_w_rpr_w_t_of_w_t_w_r_w_r_w_rsidr_00e65130_w_rsidrpr_00e65130_w_rpr_w_rfonts_w_ascii_times_new_roman_w_hansi_times_new_roman_w_cs_times_new_roman_w_sz_w_val_24_w_szcs_w_val_24_w_rpr_w_t_w_t_w_r_w_r_w_rsidr_00e65130_w_rpr_w_rfonts_w_ascii_times_new_roman_w_hansi_times_new_roman_w_cs_times_new_roman_w_sz_w_val_24_w_szcs_w_val_24_w_lang_w_val_en_us_w_rpr_w_t_delay_w_t_w_r_w_r_w_rsidr_00e65130_w_rsidrpr_00e65130_w_rpr_w_rfonts_w_ascii_times_new_roman_w_hansi_times_new_roman_w_cs_times_new_roman_w_sz_w_val_24_w_szcs_w_val_24_w_rpr_w_t_xml_space_preserve }}</w:t>
+        <w:t xml:space="preserve">{{ amount_of_delay }}</w:t>
       </w:r>
       <w:r>
         <w:rPr>
@@ -567,7 +563,7 @@
           <w:sz w:val="24"/>
           <w:szCs w:val="24"/>
         </w:rPr>
-        <w:t xml:space="preserve">{{ w_t_w_r_w_r_w_rsidr_00e65130_w_rpr_w_rfonts_w_ascii_times_new_roman_w_hansi_times_new_roman_w_cs_times_new_roman_w_sz_w_val_24_w_szcs_w_val_24_w_lang_w_val_en_us_w_rpr_w_t_delay_w_t_w_r_w_r_w_rsidr_00e65130_w_rsidrpr_00e65130_w_rpr_w_rfonts_w_ascii_times_new_roman_w_hansi_times_new_roman_w_cs_times_new_roman_w_sz_w_val_24_w_szcs_w_val_24_w_rpr_w_t_w_t_w_r_w_r_w_rsidr_00e65130_w_rpr_w_rfonts_w_ascii_times_new_roman_w_hansi_times_new_roman_w_cs_times_new_roman_w_sz_w_val_24_w_szcs_w_val_24_w_lang_w_val_en_us_w_rpr_w_t_arrival_w_t_w_r_w_r_w_rsidr_00e65130_w_rsidrpr_00e65130_w_rpr_w_rfonts_w_ascii_times_new_roman_w_hansi_times_new_roman_w_cs_times_new_roman_w_sz_w_val_24_w_szcs_w_val_24_w_rpr_w_t_w_t_w_r_w_r_w_rsidr_00e65130_w_rpr_w_rfonts_w_ascii_times_new_roman_w_hansi_times_new_roman_w_cs_times_new_roman_w_sz_w_val_24_w_szcs_w_val_24_w_lang_w_val_en_us_w_rpr_w_t_date_w_t_w_r_w_r_w_rsidr_00e65130_w_rsidrpr_00e65130_w_rpr_w_rfonts_w_ascii_times_new_roman_w_hansi_times_new_roman_w_cs_times_new_roman_w_sz_w_val_24_w_szcs_w_val_24_w_rpr_w_t_xml_space_preserve }}</w:t>
+        <w:t xml:space="preserve">{{ delay_arrival_date }}</w:t>
       </w:r>
       <w:r>
         <w:rPr>
@@ -626,7 +622,7 @@
           <w:sz w:val="24"/>
           <w:szCs w:val="24"/>
         </w:rPr>
-        <w:t xml:space="preserve">{{ w_t_w_r_w_r_w_rsidr_00e65130_w_rpr_w_rfonts_w_ascii_times_new_roman_w_hansi_times_new_roman_w_cs_times_new_roman_w_sz_w_val_24_w_szcs_w_val_24_w_lang_w_val_en_us_w_rpr_w_t_amount_w_t_w_r_w_r_w_rsidr_00e65130_w_rsidrpr_00e65130_w_rpr_w_rfonts_w_ascii_times_new_roman_w_hansi_times_new_roman_w_cs_times_new_roman_w_sz_w_val_24_w_szcs_w_val_24_w_rpr_w_t_w_t_w_r_w_r_w_rsidr_00e65130_w_rpr_w_rfonts_w_ascii_times_new_roman_w_hansi_times_new_roman_w_cs_times_new_roman_w_sz_w_val_24_w_szcs_w_val_24_w_lang_w_val_en_us_w_rpr_w_t_of_w_t_w_r_w_r_w_rsidr_00e65130_w_rsidrpr_00e65130_w_rpr_w_rfonts_w_ascii_times_new_roman_w_hansi_times_new_roman_w_cs_times_new_roman_w_sz_w_val_24_w_szcs_w_val_24_w_rpr_w_t_w_t_w_r_w_r_w_rsidr_00e65130_w_rpr_w_rfonts_w_ascii_times_new_roman_w_hansi_times_new_roman_w_cs_times_new_roman_w_sz_w_val_24_w_szcs_w_val_24_w_lang_w_val_en_us_w_rpr_w_t_compensation_w_t_w_r_w_r_w_rsidr_00e65130_w_rsidrpr_00e65130_w_rpr_w_rfonts_w_ascii_times_new_roman_w_hansi_times_new_roman_w_cs_times_new_roman_w_sz_w_val_24_w_szcs_w_val_24_w_rpr_w_t_xml_space_preserve }} </w:t>
+        <w:t xml:space="preserve">{{ amount_of_compensation }} </w:t>
       </w:r>
       <w:r>
         <w:rPr>
@@ -675,7 +671,7 @@
           <w:szCs w:val="24"/>
           <w:lang w:val="en-US"/>
         </w:rPr>
-        <w:t xml:space="preserve">{{ w_t_w_r_w_r_w_rsidr_009268dc_w_rpr_w_rfonts_w_ascii_times_new_roman_w_hansi_times_new_roman_w_cs_times_new_roman_w_i_w_ics_w_sz_w_val_24_w_szcs_w_val_24_w_lang_w_val_en_us_w_rpr_w_t_signature_w_t_w_r_w_r_w_rsidrpr_00e65130_w_rpr_w_rfonts_w_ascii_times_new_roman_w_hansi_times_new_roman_w_cs_times_new_roman_w_i_w_ics_w_sz_w_val_24_w_szcs_w_val_24_w_lang_w_val_en_us_w_rpr_w_t_xml_space_preserve }}</w:t>
+        <w:t xml:space="preserve">{{ signature }}</w:t>
       </w:r>
       <w:r>
         <w:rPr>
